--- a/docs/paper/3-day/instruments-en.docx
+++ b/docs/paper/3-day/instruments-en.docx
@@ -598,6 +598,28 @@
         </w:pBdr>
         <w:spacing w:after="160" w:before="120"/>
       </w:pPr>
+    </w:p>
+    <w:p>
+      <w:pPr>
+        <w:keepNext w:val="false"/>
+        <w:bidi w:val="false"/>
+        <w:spacing w:after="120" w:before="0"/>
+        <w:jc w:val="left"/>
+      </w:pPr>
+      <w:r>
+        <w:rPr>
+          <w:rFonts w:ascii="Calibri" w:cs="Calibri" w:eastAsia="Calibri" w:hAnsi="Calibri"/>
+          <w:b w:val="false"/>
+          <w:bCs w:val="false"/>
+          <w:i/>
+          <w:iCs/>
+          <w:color w:val="000000"/>
+          <w:sz w:val="21"/>
+          <w:szCs w:val="21"/>
+          <w:rtl w:val="false"/>
+        </w:rPr>
+        <w:t xml:space="preserve">A reminder: taking part remains voluntary, and your responses are anonymous.</w:t>
+      </w:r>
     </w:p>
     <w:p>
       <w:pPr>
